--- a/templates/CBB_ca_nhan_giay_xac_nhan_xa_vien.docx
+++ b/templates/CBB_ca_nhan_giay_xac_nhan_xa_vien.docx
@@ -459,10 +459,7 @@
       </w:r>
       <w:proofErr w:type="spellEnd"/>
       <w:r>
-        <w:t>):</w:t>
-      </w:r>
-      <w:r>
-        <w:t xml:space="preserve"> </w:t>
+        <w:t xml:space="preserve">): </w:t>
       </w:r>
       <w:r>
         <w:rPr>
@@ -512,13 +509,7 @@
       </w:r>
       <w:proofErr w:type="spellEnd"/>
       <w:r>
-        <w:t>:</w:t>
-      </w:r>
-      <w:r>
-        <w:t xml:space="preserve"> </w:t>
-      </w:r>
-      <w:r>
-        <w:t>{{</w:t>
+        <w:t>: {{</w:t>
       </w:r>
       <w:proofErr w:type="spellStart"/>
       <w:r>
@@ -1108,133 +1099,11 @@
       </w:r>
       <w:proofErr w:type="spellEnd"/>
       <w:r>
-        <w:t xml:space="preserve">}}. </w:t>
-      </w:r>
-      <w:proofErr w:type="spellStart"/>
-      <w:r>
-        <w:t>Ông</w:t>
-      </w:r>
-      <w:proofErr w:type="spellEnd"/>
-      <w:r>
-        <w:t xml:space="preserve"> (</w:t>
-      </w:r>
-      <w:proofErr w:type="spellStart"/>
-      <w:r>
-        <w:t>Bà</w:t>
-      </w:r>
-      <w:proofErr w:type="spellEnd"/>
-      <w:r>
-        <w:t>): {{</w:t>
-      </w:r>
-      <w:proofErr w:type="spellStart"/>
-      <w:r>
-        <w:t>tenKhachHang</w:t>
-      </w:r>
-      <w:proofErr w:type="spellEnd"/>
-      <w:r>
-        <w:t xml:space="preserve">}} </w:t>
-      </w:r>
-      <w:proofErr w:type="spellStart"/>
-      <w:r>
-        <w:t>đã</w:t>
-      </w:r>
-      <w:proofErr w:type="spellEnd"/>
-      <w:r>
-        <w:t xml:space="preserve"> </w:t>
-      </w:r>
-      <w:proofErr w:type="spellStart"/>
-      <w:r>
-        <w:t>đóng</w:t>
-      </w:r>
-      <w:proofErr w:type="spellEnd"/>
-      <w:r>
-        <w:t xml:space="preserve"> </w:t>
-      </w:r>
-      <w:proofErr w:type="spellStart"/>
-      <w:r>
-        <w:t>đủ</w:t>
-      </w:r>
-      <w:proofErr w:type="spellEnd"/>
-      <w:r>
-        <w:t xml:space="preserve"> chi </w:t>
-      </w:r>
-      <w:proofErr w:type="spellStart"/>
-      <w:r>
-        <w:t>phí</w:t>
-      </w:r>
-      <w:proofErr w:type="spellEnd"/>
-      <w:r>
-        <w:t xml:space="preserve"> </w:t>
-      </w:r>
-      <w:proofErr w:type="spellStart"/>
-      <w:r>
-        <w:t>quản</w:t>
-      </w:r>
-      <w:proofErr w:type="spellEnd"/>
-      <w:r>
-        <w:t xml:space="preserve"> lý </w:t>
-      </w:r>
-      <w:proofErr w:type="spellStart"/>
-      <w:r>
-        <w:t>Hợp</w:t>
-      </w:r>
-      <w:proofErr w:type="spellEnd"/>
-      <w:r>
-        <w:t xml:space="preserve"> </w:t>
-      </w:r>
-      <w:proofErr w:type="spellStart"/>
-      <w:r>
-        <w:t>Tác</w:t>
-      </w:r>
-      <w:proofErr w:type="spellEnd"/>
-      <w:r>
-        <w:t xml:space="preserve"> </w:t>
-      </w:r>
-      <w:proofErr w:type="spellStart"/>
-      <w:r>
-        <w:t>Xã</w:t>
-      </w:r>
-      <w:proofErr w:type="spellEnd"/>
-      <w:r>
-        <w:t xml:space="preserve"> </w:t>
-      </w:r>
-      <w:proofErr w:type="spellStart"/>
-      <w:r>
-        <w:t>và</w:t>
-      </w:r>
-      <w:proofErr w:type="spellEnd"/>
-      <w:r>
-        <w:t xml:space="preserve"> </w:t>
-      </w:r>
-      <w:proofErr w:type="spellStart"/>
-      <w:r>
-        <w:t>các</w:t>
-      </w:r>
-      <w:proofErr w:type="spellEnd"/>
-      <w:r>
-        <w:t xml:space="preserve"> </w:t>
-      </w:r>
-      <w:proofErr w:type="spellStart"/>
-      <w:r>
-        <w:t>loại</w:t>
-      </w:r>
-      <w:proofErr w:type="spellEnd"/>
-      <w:r>
-        <w:t xml:space="preserve"> </w:t>
-      </w:r>
-      <w:proofErr w:type="spellStart"/>
-      <w:r>
-        <w:t>phí</w:t>
-      </w:r>
-      <w:proofErr w:type="spellEnd"/>
-      <w:r>
-        <w:t xml:space="preserve"> </w:t>
-      </w:r>
-      <w:proofErr w:type="spellStart"/>
-      <w:r>
-        <w:t>khác</w:t>
-      </w:r>
-      <w:proofErr w:type="spellEnd"/>
+        <w:t>}</w:t>
+      </w:r>
+      <w:r>
+        <w:t>}</w:t>
+      </w:r>
       <w:r>
         <w:t xml:space="preserve">, </w:t>
       </w:r>
@@ -1422,7 +1291,16 @@
       </w:r>
       <w:proofErr w:type="spellEnd"/>
       <w:r>
-        <w:t xml:space="preserve"> .................................................................................................................</w:t>
+        <w:t xml:space="preserve"> </w:t>
+      </w:r>
+      <w:r>
+        <w:t>{{</w:t>
+      </w:r>
+      <w:r>
+        <w:t>ngayHetHanPhuHieu</w:t>
+      </w:r>
+      <w:r>
+        <w:t>}}</w:t>
       </w:r>
     </w:p>
     <w:p>

--- a/templates/CBB_ca_nhan_giay_xac_nhan_xa_vien.docx
+++ b/templates/CBB_ca_nhan_giay_xac_nhan_xa_vien.docx
@@ -1,6 +1,6 @@
 
 <file path=word/document.xml><?xml version="1.0" encoding="utf-8"?>
-<w:document xmlns:wpc="http://schemas.microsoft.com/office/word/2010/wordprocessingCanvas" xmlns:cx="http://schemas.microsoft.com/office/drawing/2014/chartex" xmlns:cx1="http://schemas.microsoft.com/office/drawing/2015/9/8/chartex" xmlns:cx2="http://schemas.microsoft.com/office/drawing/2015/10/21/chartex" xmlns:cx3="http://schemas.microsoft.com/office/drawing/2016/5/9/chartex" xmlns:cx4="http://schemas.microsoft.com/office/drawing/2016/5/10/chartex" xmlns:cx5="http://schemas.microsoft.com/office/drawing/2016/5/11/chartex" xmlns:cx6="http://schemas.microsoft.com/office/drawing/2016/5/12/chartex" xmlns:cx7="http://schemas.microsoft.com/office/drawing/2016/5/13/chartex" xmlns:cx8="http://schemas.microsoft.com/office/drawing/2016/5/14/chartex" xmlns:mc="http://schemas.openxmlformats.org/markup-compatibility/2006" xmlns:aink="http://schemas.microsoft.com/office/drawing/2016/ink" xmlns:am3d="http://schemas.microsoft.com/office/drawing/2017/model3d" xmlns:o="urn:schemas-microsoft-com:office:office" xmlns:oel="http://schemas.microsoft.com/office/2019/extlst" xmlns:r="http://schemas.openxmlformats.org/officeDocument/2006/relationships" xmlns:m="http://schemas.openxmlformats.org/officeDocument/2006/math" xmlns:v="urn:schemas-microsoft-com:vml" xmlns:wp14="http://schemas.microsoft.com/office/word/2010/wordprocessingDrawing" xmlns:wp="http://schemas.openxmlformats.org/drawingml/2006/wordprocessingDrawing" xmlns:w10="urn:schemas-microsoft-com:office:word" xmlns:w="http://schemas.openxmlformats.org/wordprocessingml/2006/main" xmlns:w14="http://schemas.microsoft.com/office/word/2010/wordml" xmlns:w15="http://schemas.microsoft.com/office/word/2012/wordml" xmlns:w16cex="http://schemas.microsoft.com/office/word/2018/wordml/cex" xmlns:w16cid="http://schemas.microsoft.com/office/word/2016/wordml/cid" xmlns:w16="http://schemas.microsoft.com/office/word/2018/wordml" xmlns:w16sdtdh="http://schemas.microsoft.com/office/word/2020/wordml/sdtdatahash" xmlns:w16se="http://schemas.microsoft.com/office/word/2015/wordml/symex" xmlns:wpg="http://schemas.microsoft.com/office/word/2010/wordprocessingGroup" xmlns:wpi="http://schemas.microsoft.com/office/word/2010/wordprocessingInk" xmlns:wne="http://schemas.microsoft.com/office/word/2006/wordml" xmlns:wps="http://schemas.microsoft.com/office/word/2010/wordprocessingShape" mc:Ignorable="w14 w15 w16se w16cid w16 w16cex w16sdtdh wp14">
+<w:document xmlns:wpc="http://schemas.microsoft.com/office/word/2010/wordprocessingCanvas" xmlns:cx="http://schemas.microsoft.com/office/drawing/2014/chartex" xmlns:cx1="http://schemas.microsoft.com/office/drawing/2015/9/8/chartex" xmlns:cx2="http://schemas.microsoft.com/office/drawing/2015/10/21/chartex" xmlns:cx3="http://schemas.microsoft.com/office/drawing/2016/5/9/chartex" xmlns:cx4="http://schemas.microsoft.com/office/drawing/2016/5/10/chartex" xmlns:cx5="http://schemas.microsoft.com/office/drawing/2016/5/11/chartex" xmlns:cx6="http://schemas.microsoft.com/office/drawing/2016/5/12/chartex" xmlns:cx7="http://schemas.microsoft.com/office/drawing/2016/5/13/chartex" xmlns:cx8="http://schemas.microsoft.com/office/drawing/2016/5/14/chartex" xmlns:mc="http://schemas.openxmlformats.org/markup-compatibility/2006" xmlns:aink="http://schemas.microsoft.com/office/drawing/2016/ink" xmlns:am3d="http://schemas.microsoft.com/office/drawing/2017/model3d" xmlns:o="urn:schemas-microsoft-com:office:office" xmlns:oel="http://schemas.microsoft.com/office/2019/extlst" xmlns:r="http://schemas.openxmlformats.org/officeDocument/2006/relationships" xmlns:m="http://schemas.openxmlformats.org/officeDocument/2006/math" xmlns:v="urn:schemas-microsoft-com:vml" xmlns:wp14="http://schemas.microsoft.com/office/word/2010/wordprocessingDrawing" xmlns:wp="http://schemas.openxmlformats.org/drawingml/2006/wordprocessingDrawing" xmlns:w10="urn:schemas-microsoft-com:office:word" xmlns:w="http://schemas.openxmlformats.org/wordprocessingml/2006/main" xmlns:w14="http://schemas.microsoft.com/office/word/2010/wordml" xmlns:w15="http://schemas.microsoft.com/office/word/2012/wordml" xmlns:w16cex="http://schemas.microsoft.com/office/word/2018/wordml/cex" xmlns:w16cid="http://schemas.microsoft.com/office/word/2016/wordml/cid" xmlns:w16="http://schemas.microsoft.com/office/word/2018/wordml" xmlns:w16du="http://schemas.microsoft.com/office/word/2023/wordml/word16du" xmlns:w16sdtdh="http://schemas.microsoft.com/office/word/2020/wordml/sdtdatahash" xmlns:w16sdtfl="http://schemas.microsoft.com/office/word/2024/wordml/sdtformatlock" xmlns:w16se="http://schemas.microsoft.com/office/word/2015/wordml/symex" xmlns:wpg="http://schemas.microsoft.com/office/word/2010/wordprocessingGroup" xmlns:wpi="http://schemas.microsoft.com/office/word/2010/wordprocessingInk" xmlns:wne="http://schemas.microsoft.com/office/word/2006/wordml" xmlns:wps="http://schemas.microsoft.com/office/word/2010/wordprocessingShape" mc:Ignorable="w14 w15 w16se w16cid w16 w16cex w16sdtdh w16sdtfl w16du wp14">
   <w:body>
     <w:tbl>
       <w:tblPr>
@@ -33,21 +33,7 @@
               <w:rPr>
                 <w:b/>
               </w:rPr>
-              <w:t>{{</w:t>
-            </w:r>
-            <w:proofErr w:type="spellStart"/>
-            <w:r>
-              <w:rPr>
-                <w:b/>
-              </w:rPr>
-              <w:t>tenDonViHTX</w:t>
-            </w:r>
-            <w:proofErr w:type="spellEnd"/>
-            <w:r>
-              <w:rPr>
-                <w:b/>
-              </w:rPr>
-              <w:t>}}</w:t>
+              <w:t>{{tenDonViHTX}}</w:t>
             </w:r>
           </w:p>
         </w:tc>
@@ -79,53 +65,12 @@
                 <w:bCs/>
               </w:rPr>
             </w:pPr>
-            <w:proofErr w:type="spellStart"/>
             <w:r>
               <w:rPr>
                 <w:b/>
                 <w:bCs/>
               </w:rPr>
-              <w:t>Độc</w:t>
-            </w:r>
-            <w:proofErr w:type="spellEnd"/>
-            <w:r>
-              <w:rPr>
-                <w:b/>
-                <w:bCs/>
-              </w:rPr>
-              <w:t xml:space="preserve"> </w:t>
-            </w:r>
-            <w:proofErr w:type="spellStart"/>
-            <w:r>
-              <w:rPr>
-                <w:b/>
-                <w:bCs/>
-              </w:rPr>
-              <w:t>Lập</w:t>
-            </w:r>
-            <w:proofErr w:type="spellEnd"/>
-            <w:r>
-              <w:rPr>
-                <w:b/>
-                <w:bCs/>
-              </w:rPr>
-              <w:t xml:space="preserve"> – </w:t>
-            </w:r>
-            <w:proofErr w:type="spellStart"/>
-            <w:r>
-              <w:rPr>
-                <w:b/>
-                <w:bCs/>
-              </w:rPr>
-              <w:t>Tự</w:t>
-            </w:r>
-            <w:proofErr w:type="spellEnd"/>
-            <w:r>
-              <w:rPr>
-                <w:b/>
-                <w:bCs/>
-              </w:rPr>
-              <w:t xml:space="preserve"> Do – Hạnh Phúc</w:t>
+              <w:t>Độc Lập – Tự Do – Hạnh Phúc</w:t>
             </w:r>
           </w:p>
           <w:p>
@@ -169,319 +114,223 @@
       <w:pPr>
         <w:spacing w:after="0" w:line="276" w:lineRule="auto"/>
       </w:pPr>
-      <w:proofErr w:type="spellStart"/>
-      <w:r>
-        <w:t>Chúng</w:t>
-      </w:r>
-      <w:proofErr w:type="spellEnd"/>
-      <w:r>
-        <w:t xml:space="preserve"> </w:t>
-      </w:r>
-      <w:proofErr w:type="spellStart"/>
-      <w:r>
-        <w:t>tôi</w:t>
-      </w:r>
-      <w:proofErr w:type="spellEnd"/>
-      <w:r>
-        <w:t>: {{</w:t>
-      </w:r>
-      <w:proofErr w:type="spellStart"/>
-      <w:r>
-        <w:t>tenDonViHTX</w:t>
-      </w:r>
-      <w:proofErr w:type="spellEnd"/>
+      <w:r>
+        <w:t>Chúng tôi: {{tenDonViHTX}}</w:t>
+      </w:r>
+    </w:p>
+    <w:p>
+      <w:pPr>
+        <w:spacing w:after="0" w:line="276" w:lineRule="auto"/>
+      </w:pPr>
+      <w:r>
+        <w:t>Đại diện: {{</w:t>
+      </w:r>
+      <w:r>
+        <w:t>nguoiDaiDienKyTen</w:t>
+      </w:r>
       <w:r>
         <w:t>}}</w:t>
       </w:r>
-    </w:p>
-    <w:p>
-      <w:pPr>
-        <w:spacing w:after="0" w:line="276" w:lineRule="auto"/>
-      </w:pPr>
-      <w:proofErr w:type="spellStart"/>
-      <w:r>
-        <w:t>Đại</w:t>
-      </w:r>
-      <w:proofErr w:type="spellEnd"/>
-      <w:r>
-        <w:t xml:space="preserve"> </w:t>
-      </w:r>
-      <w:proofErr w:type="spellStart"/>
-      <w:r>
-        <w:t>diện</w:t>
-      </w:r>
-      <w:proofErr w:type="spellEnd"/>
-      <w:r>
-        <w:t>: {{</w:t>
-      </w:r>
-      <w:proofErr w:type="spellStart"/>
-      <w:r>
-        <w:t>nguoiDaiDienDonViHTX</w:t>
-      </w:r>
-      <w:proofErr w:type="spellEnd"/>
-      <w:r>
-        <w:t>}}</w:t>
-      </w:r>
       <w:r>
         <w:tab/>
-      </w:r>
-      <w:proofErr w:type="spellStart"/>
-      <w:r>
-        <w:t>Chức</w:t>
-      </w:r>
-      <w:proofErr w:type="spellEnd"/>
-      <w:r>
-        <w:t xml:space="preserve"> </w:t>
-      </w:r>
-      <w:proofErr w:type="spellStart"/>
-      <w:r>
-        <w:t>vụ</w:t>
-      </w:r>
-      <w:proofErr w:type="spellEnd"/>
-      <w:r>
-        <w:t>: {{</w:t>
-      </w:r>
-      <w:proofErr w:type="spellStart"/>
-      <w:r>
-        <w:t>chucVuNguoiDaiDienDonViHTX</w:t>
-      </w:r>
-      <w:proofErr w:type="spellEnd"/>
-      <w:r>
-        <w:t>}}</w:t>
-      </w:r>
-    </w:p>
-    <w:p>
-      <w:pPr>
-        <w:spacing w:after="0" w:line="276" w:lineRule="auto"/>
-      </w:pPr>
-      <w:proofErr w:type="spellStart"/>
-      <w:r>
-        <w:t>Địa</w:t>
-      </w:r>
-      <w:proofErr w:type="spellEnd"/>
-      <w:r>
-        <w:t xml:space="preserve"> </w:t>
-      </w:r>
-      <w:proofErr w:type="spellStart"/>
-      <w:r>
-        <w:t>chỉ</w:t>
-      </w:r>
-      <w:proofErr w:type="spellEnd"/>
-      <w:r>
-        <w:t>: {{</w:t>
-      </w:r>
-      <w:proofErr w:type="spellStart"/>
-      <w:r>
-        <w:t>diaChiDonViHTX</w:t>
-      </w:r>
-      <w:proofErr w:type="spellEnd"/>
-      <w:r>
-        <w:t>}}</w:t>
-      </w:r>
-    </w:p>
-    <w:p>
-      <w:pPr>
-        <w:spacing w:after="0" w:line="276" w:lineRule="auto"/>
-      </w:pPr>
-      <w:r>
-        <w:t xml:space="preserve">Điện </w:t>
-      </w:r>
-      <w:proofErr w:type="spellStart"/>
-      <w:r>
-        <w:t>thoại</w:t>
-      </w:r>
-      <w:proofErr w:type="spellEnd"/>
-      <w:r>
-        <w:t>: {{</w:t>
-      </w:r>
-      <w:proofErr w:type="spellStart"/>
-      <w:r>
-        <w:t>sdtDonViHTX</w:t>
-      </w:r>
-      <w:proofErr w:type="spellEnd"/>
-      <w:r>
-        <w:t>}}</w:t>
-      </w:r>
-    </w:p>
-    <w:p>
-      <w:pPr>
-        <w:spacing w:after="0" w:line="276" w:lineRule="auto"/>
-      </w:pPr>
-      <w:proofErr w:type="spellStart"/>
-      <w:r>
-        <w:t>Giấy</w:t>
-      </w:r>
-      <w:proofErr w:type="spellEnd"/>
-      <w:r>
-        <w:t xml:space="preserve"> CNĐKKD </w:t>
-      </w:r>
-      <w:proofErr w:type="spellStart"/>
-      <w:proofErr w:type="gramStart"/>
-      <w:r>
-        <w:t>Số</w:t>
-      </w:r>
-      <w:proofErr w:type="spellEnd"/>
-      <w:r>
-        <w:t xml:space="preserve"> :</w:t>
-      </w:r>
-      <w:proofErr w:type="gramEnd"/>
-      <w:r>
-        <w:t xml:space="preserve"> {{</w:t>
-      </w:r>
-      <w:proofErr w:type="spellStart"/>
-      <w:r>
-        <w:t>soGiayPhepKDVTDonViHTX</w:t>
-      </w:r>
-      <w:proofErr w:type="spellEnd"/>
-      <w:r>
-        <w:t xml:space="preserve">}} </w:t>
-      </w:r>
-      <w:proofErr w:type="spellStart"/>
-      <w:r>
-        <w:t>cấp</w:t>
-      </w:r>
-      <w:proofErr w:type="spellEnd"/>
-      <w:r>
-        <w:t xml:space="preserve"> </w:t>
-      </w:r>
-      <w:proofErr w:type="spellStart"/>
-      <w:r>
-        <w:t>lần</w:t>
-      </w:r>
-      <w:proofErr w:type="spellEnd"/>
-      <w:r>
-        <w:t xml:space="preserve"> </w:t>
-      </w:r>
-      <w:proofErr w:type="spellStart"/>
-      <w:r>
-        <w:t>thứ</w:t>
-      </w:r>
-      <w:proofErr w:type="spellEnd"/>
-      <w:r>
-        <w:t xml:space="preserve"> {{</w:t>
-      </w:r>
-      <w:proofErr w:type="spellStart"/>
-      <w:r>
-        <w:t>lanCapGiayPhepKDVTDonViHTX</w:t>
-      </w:r>
-      <w:proofErr w:type="spellEnd"/>
-      <w:r>
-        <w:t xml:space="preserve">}}, </w:t>
-      </w:r>
-      <w:proofErr w:type="spellStart"/>
-      <w:r>
-        <w:t>ngày</w:t>
-      </w:r>
-      <w:proofErr w:type="spellEnd"/>
-      <w:r>
-        <w:t xml:space="preserve"> {{</w:t>
-      </w:r>
-      <w:proofErr w:type="spellStart"/>
-      <w:r>
-        <w:t>ngayCapGiayPhepKDVTDonViHTX</w:t>
-      </w:r>
-      <w:proofErr w:type="spellEnd"/>
-      <w:r>
-        <w:t xml:space="preserve">}} </w:t>
-      </w:r>
-      <w:proofErr w:type="spellStart"/>
-      <w:r>
-        <w:t>Nơi</w:t>
-      </w:r>
-      <w:proofErr w:type="spellEnd"/>
-      <w:r>
-        <w:t xml:space="preserve"> </w:t>
-      </w:r>
-      <w:proofErr w:type="spellStart"/>
-      <w:r>
-        <w:t>cấp</w:t>
-      </w:r>
-      <w:proofErr w:type="spellEnd"/>
-      <w:r>
-        <w:t>: {{</w:t>
-      </w:r>
-      <w:proofErr w:type="spellStart"/>
-      <w:r>
-        <w:t>noiCapGiayPhepKDVTDonViHTX</w:t>
-      </w:r>
-      <w:proofErr w:type="spellEnd"/>
-      <w:r>
-        <w:t>}}</w:t>
-      </w:r>
-    </w:p>
-    <w:p>
-      <w:pPr>
-        <w:spacing w:after="0" w:line="276" w:lineRule="auto"/>
-      </w:pPr>
-      <w:r>
-        <w:t>MST: {{</w:t>
-      </w:r>
-      <w:proofErr w:type="spellStart"/>
-      <w:r>
-        <w:t>soGiayPhepKDDonViHTX</w:t>
-      </w:r>
-      <w:proofErr w:type="spellEnd"/>
-      <w:r>
-        <w:t>}}</w:t>
-      </w:r>
-    </w:p>
-    <w:p>
-      <w:pPr>
-        <w:spacing w:after="0" w:line="276" w:lineRule="auto"/>
-      </w:pPr>
-      <w:proofErr w:type="spellStart"/>
-      <w:r>
-        <w:t>Xác</w:t>
-      </w:r>
-      <w:proofErr w:type="spellEnd"/>
-      <w:r>
-        <w:t xml:space="preserve"> </w:t>
-      </w:r>
-      <w:proofErr w:type="spellStart"/>
-      <w:r>
-        <w:t>nhận</w:t>
-      </w:r>
-      <w:proofErr w:type="spellEnd"/>
-      <w:r>
-        <w:t xml:space="preserve"> </w:t>
-      </w:r>
-      <w:proofErr w:type="spellStart"/>
-      <w:r>
-        <w:t>Ông</w:t>
-      </w:r>
-      <w:proofErr w:type="spellEnd"/>
-      <w:r>
-        <w:t xml:space="preserve"> (</w:t>
-      </w:r>
-      <w:proofErr w:type="spellStart"/>
-      <w:r>
-        <w:t>Bà</w:t>
-      </w:r>
-      <w:proofErr w:type="spellEnd"/>
-      <w:r>
-        <w:t xml:space="preserve">): </w:t>
+        <w:t>Chức vụ: {{chucVuNguoiDaiDienDonViHTX}}</w:t>
+      </w:r>
+    </w:p>
+    <w:p>
+      <w:pPr>
+        <w:spacing w:after="0" w:line="276" w:lineRule="auto"/>
+      </w:pPr>
+      <w:r>
+        <w:t>Địa chỉ: {{diaChiDonViHTX}}</w:t>
+      </w:r>
+    </w:p>
+    <w:p>
+      <w:pPr>
+        <w:spacing w:after="0" w:line="276" w:lineRule="auto"/>
+      </w:pPr>
+      <w:r>
+        <w:t>Điện thoại: {{sdtDonViHTX}}</w:t>
+      </w:r>
+    </w:p>
+    <w:p>
+      <w:pPr>
+        <w:spacing w:after="0" w:line="276" w:lineRule="auto"/>
+      </w:pPr>
+      <w:r>
+        <w:t>Giấy CNĐKKD Số : {{soGiayPhepKDVTDonViHTX}} cấp lần thứ {{lanCapGiayPhepKDVTDonViHTX}}, ngày {{ngayCapGiayPhepKDVTDonViHTX}} Nơi cấp: {{noiCapGiayPhepKDVTDonViHTX}}</w:t>
+      </w:r>
+    </w:p>
+    <w:p>
+      <w:pPr>
+        <w:spacing w:after="0" w:line="276" w:lineRule="auto"/>
+      </w:pPr>
+      <w:r>
+        <w:t>MST: {{soGiayPhepKDDonViHTX}}</w:t>
+      </w:r>
+    </w:p>
+    <w:p>
+      <w:pPr>
+        <w:spacing w:after="0" w:line="276" w:lineRule="auto"/>
+      </w:pPr>
+      <w:r>
+        <w:t xml:space="preserve">Xác nhận Ông (Bà): </w:t>
       </w:r>
       <w:r>
         <w:rPr>
           <w:b/>
           <w:bCs/>
         </w:rPr>
-        <w:t>{{</w:t>
-      </w:r>
-      <w:proofErr w:type="spellStart"/>
+        <w:t>{{tenKhachHang}}</w:t>
+      </w:r>
+    </w:p>
+    <w:p>
+      <w:pPr>
+        <w:spacing w:after="0" w:line="276" w:lineRule="auto"/>
+      </w:pPr>
+      <w:r>
+        <w:t>-</w:t>
+      </w:r>
+      <w:r>
+        <w:tab/>
+        <w:t>Địa chỉ: {{diaChiHienNay}}</w:t>
+      </w:r>
+    </w:p>
+    <w:p>
+      <w:pPr>
+        <w:spacing w:after="0" w:line="276" w:lineRule="auto"/>
+      </w:pPr>
+      <w:r>
+        <w:t>-</w:t>
+      </w:r>
+      <w:r>
+        <w:tab/>
+        <w:t>Số CMND/CCCD: {{soCCCD}} Cấp ngày: {{ngayCapCCCD}} Nơi cấp: {{noiCapCCCD}}</w:t>
+      </w:r>
+    </w:p>
+    <w:p>
+      <w:pPr>
+        <w:spacing w:after="0" w:line="276" w:lineRule="auto"/>
+      </w:pPr>
+      <w:r>
+        <w:t>Là chủ của phương tiện sau:</w:t>
+      </w:r>
+    </w:p>
+    <w:p>
+      <w:pPr>
+        <w:spacing w:after="0" w:line="276" w:lineRule="auto"/>
+      </w:pPr>
+      <w:r>
+        <w:t>Biển kiểm soát:</w:t>
+      </w:r>
       <w:r>
         <w:rPr>
           <w:b/>
           <w:bCs/>
         </w:rPr>
-        <w:t>tenKhachHang</w:t>
-      </w:r>
-      <w:proofErr w:type="spellEnd"/>
-      <w:r>
-        <w:rPr>
-          <w:b/>
-          <w:bCs/>
-        </w:rPr>
+        <w:t>{{bienKiemSoat}}</w:t>
+      </w:r>
+    </w:p>
+    <w:p>
+      <w:pPr>
+        <w:spacing w:after="0" w:line="276" w:lineRule="auto"/>
+      </w:pPr>
+      <w:r>
+        <w:t>Loại phương tiện: {{loaiPhuongTien}}</w:t>
+      </w:r>
+      <w:r>
+        <w:tab/>
+        <w:t>Nhãn hiệu: {{nhanHieuXe}}</w:t>
+      </w:r>
+    </w:p>
+    <w:p>
+      <w:pPr>
+        <w:spacing w:after="0" w:line="276" w:lineRule="auto"/>
+      </w:pPr>
+      <w:r>
+        <w:t>Năm sản xuất: {{namSX}}</w:t>
+      </w:r>
+      <w:r>
+        <w:tab/>
+        <w:t>Màu sơn: {{mauXe}}</w:t>
+      </w:r>
+    </w:p>
+    <w:p>
+      <w:pPr>
+        <w:spacing w:after="0" w:line="276" w:lineRule="auto"/>
+      </w:pPr>
+      <w:r>
+        <w:t>Nước sản xuất: {{nuocSX}}</w:t>
+      </w:r>
+      <w:r>
+        <w:tab/>
+        <w:t>Sức chứa/tải trọng: {{gopTaiTrongSoCho}}</w:t>
+      </w:r>
+    </w:p>
+    <w:p>
+      <w:pPr>
+        <w:spacing w:after="0" w:line="276" w:lineRule="auto"/>
+      </w:pPr>
+      <w:r>
+        <w:t>Số khung: {{soKhung}}</w:t>
+      </w:r>
+    </w:p>
+    <w:p>
+      <w:pPr>
+        <w:spacing w:after="0" w:line="276" w:lineRule="auto"/>
+      </w:pPr>
+      <w:r>
+        <w:t>Số máy: {{soMay}}</w:t>
+      </w:r>
+    </w:p>
+    <w:p>
+      <w:pPr>
+        <w:spacing w:after="0" w:line="276" w:lineRule="auto"/>
+      </w:pPr>
+      <w:r>
+        <w:t>Số loại: {{soMaLoaiXe}}</w:t>
+      </w:r>
+    </w:p>
+    <w:p>
+      <w:pPr>
+        <w:spacing w:after="0" w:line="276" w:lineRule="auto"/>
+      </w:pPr>
+      <w:r>
+        <w:t>Tên thương mại: {{tenThuongMaiXe}}</w:t>
+      </w:r>
+    </w:p>
+    <w:p>
+      <w:pPr>
+        <w:spacing w:after="0" w:line="276" w:lineRule="auto"/>
+      </w:pPr>
+    </w:p>
+    <w:p>
+      <w:pPr>
+        <w:spacing w:after="0" w:line="276" w:lineRule="auto"/>
+      </w:pPr>
+      <w:r>
+        <w:t>Hiện nay Ông (Bà): {{tenKhachHang}} đang là xã viên của {{tenDonViHTX}</w:t>
+      </w:r>
+      <w:r>
+        <w:t>}</w:t>
+      </w:r>
+      <w:r>
+        <w:t>, phương tiện này hiện đang hoạt động kinh doanh vận tải cho hợp tác xã</w:t>
+      </w:r>
+    </w:p>
+    <w:p>
+      <w:pPr>
+        <w:spacing w:after="0" w:line="276" w:lineRule="auto"/>
+      </w:pPr>
+      <w:r>
+        <w:t xml:space="preserve">Giấy xác nhận này có hiệu lực đến ngày </w:t>
+      </w:r>
+      <w:r>
+        <w:t>{{</w:t>
+      </w:r>
+      <w:r>
+        <w:t>ngayHetHanPhuHieu</w:t>
+      </w:r>
+      <w:r>
         <w:t>}}</w:t>
       </w:r>
     </w:p>
@@ -490,990 +339,7 @@
         <w:spacing w:after="0" w:line="276" w:lineRule="auto"/>
       </w:pPr>
       <w:r>
-        <w:t>-</w:t>
-      </w:r>
-      <w:r>
-        <w:tab/>
-      </w:r>
-      <w:proofErr w:type="spellStart"/>
-      <w:r>
-        <w:t>Địa</w:t>
-      </w:r>
-      <w:proofErr w:type="spellEnd"/>
-      <w:r>
-        <w:t xml:space="preserve"> </w:t>
-      </w:r>
-      <w:proofErr w:type="spellStart"/>
-      <w:r>
-        <w:t>chỉ</w:t>
-      </w:r>
-      <w:proofErr w:type="spellEnd"/>
-      <w:r>
-        <w:t>: {{</w:t>
-      </w:r>
-      <w:proofErr w:type="spellStart"/>
-      <w:r>
-        <w:t>diaChiHienNay</w:t>
-      </w:r>
-      <w:proofErr w:type="spellEnd"/>
-      <w:r>
-        <w:t>}}</w:t>
-      </w:r>
-    </w:p>
-    <w:p>
-      <w:pPr>
-        <w:spacing w:after="0" w:line="276" w:lineRule="auto"/>
-      </w:pPr>
-      <w:r>
-        <w:t>-</w:t>
-      </w:r>
-      <w:r>
-        <w:tab/>
-      </w:r>
-      <w:proofErr w:type="spellStart"/>
-      <w:r>
-        <w:t>Số</w:t>
-      </w:r>
-      <w:proofErr w:type="spellEnd"/>
-      <w:r>
-        <w:t xml:space="preserve"> CMND/CCCD: {{</w:t>
-      </w:r>
-      <w:proofErr w:type="spellStart"/>
-      <w:r>
-        <w:t>soCCCD</w:t>
-      </w:r>
-      <w:proofErr w:type="spellEnd"/>
-      <w:r>
-        <w:t xml:space="preserve">}} </w:t>
-      </w:r>
-      <w:proofErr w:type="spellStart"/>
-      <w:r>
-        <w:t>Cấp</w:t>
-      </w:r>
-      <w:proofErr w:type="spellEnd"/>
-      <w:r>
-        <w:t xml:space="preserve"> </w:t>
-      </w:r>
-      <w:proofErr w:type="spellStart"/>
-      <w:r>
-        <w:t>ngày</w:t>
-      </w:r>
-      <w:proofErr w:type="spellEnd"/>
-      <w:r>
-        <w:t>: {{</w:t>
-      </w:r>
-      <w:proofErr w:type="spellStart"/>
-      <w:r>
-        <w:t>ngayCapCCCD</w:t>
-      </w:r>
-      <w:proofErr w:type="spellEnd"/>
-      <w:r>
-        <w:t xml:space="preserve">}} </w:t>
-      </w:r>
-      <w:proofErr w:type="spellStart"/>
-      <w:r>
-        <w:t>Nơi</w:t>
-      </w:r>
-      <w:proofErr w:type="spellEnd"/>
-      <w:r>
-        <w:t xml:space="preserve"> </w:t>
-      </w:r>
-      <w:proofErr w:type="spellStart"/>
-      <w:r>
-        <w:t>cấp</w:t>
-      </w:r>
-      <w:proofErr w:type="spellEnd"/>
-      <w:r>
-        <w:t>: {{</w:t>
-      </w:r>
-      <w:proofErr w:type="spellStart"/>
-      <w:r>
-        <w:t>noiCapCCCD</w:t>
-      </w:r>
-      <w:proofErr w:type="spellEnd"/>
-      <w:r>
-        <w:t>}}</w:t>
-      </w:r>
-    </w:p>
-    <w:p>
-      <w:pPr>
-        <w:spacing w:after="0" w:line="276" w:lineRule="auto"/>
-      </w:pPr>
-      <w:proofErr w:type="spellStart"/>
-      <w:r>
-        <w:t>Là</w:t>
-      </w:r>
-      <w:proofErr w:type="spellEnd"/>
-      <w:r>
-        <w:t xml:space="preserve"> </w:t>
-      </w:r>
-      <w:proofErr w:type="spellStart"/>
-      <w:r>
-        <w:t>chủ</w:t>
-      </w:r>
-      <w:proofErr w:type="spellEnd"/>
-      <w:r>
-        <w:t xml:space="preserve"> </w:t>
-      </w:r>
-      <w:proofErr w:type="spellStart"/>
-      <w:r>
-        <w:t>của</w:t>
-      </w:r>
-      <w:proofErr w:type="spellEnd"/>
-      <w:r>
-        <w:t xml:space="preserve"> </w:t>
-      </w:r>
-      <w:proofErr w:type="spellStart"/>
-      <w:r>
-        <w:t>phương</w:t>
-      </w:r>
-      <w:proofErr w:type="spellEnd"/>
-      <w:r>
-        <w:t xml:space="preserve"> </w:t>
-      </w:r>
-      <w:proofErr w:type="spellStart"/>
-      <w:r>
-        <w:t>tiện</w:t>
-      </w:r>
-      <w:proofErr w:type="spellEnd"/>
-      <w:r>
-        <w:t xml:space="preserve"> </w:t>
-      </w:r>
-      <w:proofErr w:type="spellStart"/>
-      <w:r>
-        <w:t>sau</w:t>
-      </w:r>
-      <w:proofErr w:type="spellEnd"/>
-      <w:r>
-        <w:t>:</w:t>
-      </w:r>
-    </w:p>
-    <w:p>
-      <w:pPr>
-        <w:spacing w:after="0" w:line="276" w:lineRule="auto"/>
-      </w:pPr>
-      <w:proofErr w:type="spellStart"/>
-      <w:r>
-        <w:t>Biển</w:t>
-      </w:r>
-      <w:proofErr w:type="spellEnd"/>
-      <w:r>
-        <w:t xml:space="preserve"> kiểm </w:t>
-      </w:r>
-      <w:proofErr w:type="gramStart"/>
-      <w:r>
-        <w:t>soát:</w:t>
-      </w:r>
-      <w:r>
-        <w:rPr>
-          <w:b/>
-          <w:bCs/>
-        </w:rPr>
-        <w:t>{</w:t>
-      </w:r>
-      <w:proofErr w:type="gramEnd"/>
-      <w:r>
-        <w:rPr>
-          <w:b/>
-          <w:bCs/>
-        </w:rPr>
-        <w:t>{</w:t>
-      </w:r>
-      <w:proofErr w:type="spellStart"/>
-      <w:r>
-        <w:rPr>
-          <w:b/>
-          <w:bCs/>
-        </w:rPr>
-        <w:t>bienKiemSoat</w:t>
-      </w:r>
-      <w:proofErr w:type="spellEnd"/>
-      <w:r>
-        <w:rPr>
-          <w:b/>
-          <w:bCs/>
-        </w:rPr>
-        <w:t>}}</w:t>
-      </w:r>
-    </w:p>
-    <w:p>
-      <w:pPr>
-        <w:spacing w:after="0" w:line="276" w:lineRule="auto"/>
-      </w:pPr>
-      <w:proofErr w:type="spellStart"/>
-      <w:r>
-        <w:t>Loại</w:t>
-      </w:r>
-      <w:proofErr w:type="spellEnd"/>
-      <w:r>
-        <w:t xml:space="preserve"> </w:t>
-      </w:r>
-      <w:proofErr w:type="spellStart"/>
-      <w:r>
-        <w:t>phương</w:t>
-      </w:r>
-      <w:proofErr w:type="spellEnd"/>
-      <w:r>
-        <w:t xml:space="preserve"> </w:t>
-      </w:r>
-      <w:proofErr w:type="spellStart"/>
-      <w:r>
-        <w:t>tiện</w:t>
-      </w:r>
-      <w:proofErr w:type="spellEnd"/>
-      <w:r>
-        <w:t>: {{</w:t>
-      </w:r>
-      <w:proofErr w:type="spellStart"/>
-      <w:r>
-        <w:t>loaiPhuongTien</w:t>
-      </w:r>
-      <w:proofErr w:type="spellEnd"/>
-      <w:r>
-        <w:t>}}</w:t>
-      </w:r>
-      <w:r>
-        <w:tab/>
-      </w:r>
-      <w:proofErr w:type="spellStart"/>
-      <w:r>
-        <w:t>Nhãn</w:t>
-      </w:r>
-      <w:proofErr w:type="spellEnd"/>
-      <w:r>
-        <w:t xml:space="preserve"> </w:t>
-      </w:r>
-      <w:proofErr w:type="spellStart"/>
-      <w:r>
-        <w:t>hiệu</w:t>
-      </w:r>
-      <w:proofErr w:type="spellEnd"/>
-      <w:r>
-        <w:t>: {{</w:t>
-      </w:r>
-      <w:proofErr w:type="spellStart"/>
-      <w:r>
-        <w:t>nhanHieuXe</w:t>
-      </w:r>
-      <w:proofErr w:type="spellEnd"/>
-      <w:r>
-        <w:t>}}</w:t>
-      </w:r>
-    </w:p>
-    <w:p>
-      <w:pPr>
-        <w:spacing w:after="0" w:line="276" w:lineRule="auto"/>
-      </w:pPr>
-      <w:proofErr w:type="spellStart"/>
-      <w:r>
-        <w:t>Năm</w:t>
-      </w:r>
-      <w:proofErr w:type="spellEnd"/>
-      <w:r>
-        <w:t xml:space="preserve"> sản </w:t>
-      </w:r>
-      <w:proofErr w:type="spellStart"/>
-      <w:r>
-        <w:t>xuất</w:t>
-      </w:r>
-      <w:proofErr w:type="spellEnd"/>
-      <w:r>
-        <w:t>: {{</w:t>
-      </w:r>
-      <w:proofErr w:type="spellStart"/>
-      <w:r>
-        <w:t>namSX</w:t>
-      </w:r>
-      <w:proofErr w:type="spellEnd"/>
-      <w:r>
-        <w:t>}}</w:t>
-      </w:r>
-      <w:r>
-        <w:tab/>
-      </w:r>
-      <w:proofErr w:type="spellStart"/>
-      <w:r>
-        <w:t>Màu</w:t>
-      </w:r>
-      <w:proofErr w:type="spellEnd"/>
-      <w:r>
-        <w:t xml:space="preserve"> </w:t>
-      </w:r>
-      <w:proofErr w:type="spellStart"/>
-      <w:r>
-        <w:t>sơn</w:t>
-      </w:r>
-      <w:proofErr w:type="spellEnd"/>
-      <w:r>
-        <w:t>: {{</w:t>
-      </w:r>
-      <w:proofErr w:type="spellStart"/>
-      <w:r>
-        <w:t>mauXe</w:t>
-      </w:r>
-      <w:proofErr w:type="spellEnd"/>
-      <w:r>
-        <w:t>}}</w:t>
-      </w:r>
-    </w:p>
-    <w:p>
-      <w:pPr>
-        <w:spacing w:after="0" w:line="276" w:lineRule="auto"/>
-      </w:pPr>
-      <w:proofErr w:type="spellStart"/>
-      <w:r>
-        <w:t>Nước</w:t>
-      </w:r>
-      <w:proofErr w:type="spellEnd"/>
-      <w:r>
-        <w:t xml:space="preserve"> sản </w:t>
-      </w:r>
-      <w:proofErr w:type="spellStart"/>
-      <w:r>
-        <w:t>xuất</w:t>
-      </w:r>
-      <w:proofErr w:type="spellEnd"/>
-      <w:r>
-        <w:t>: {{</w:t>
-      </w:r>
-      <w:proofErr w:type="spellStart"/>
-      <w:r>
-        <w:t>nuocSX</w:t>
-      </w:r>
-      <w:proofErr w:type="spellEnd"/>
-      <w:r>
-        <w:t>}}</w:t>
-      </w:r>
-      <w:r>
-        <w:tab/>
-      </w:r>
-      <w:proofErr w:type="spellStart"/>
-      <w:r>
-        <w:t>Sức</w:t>
-      </w:r>
-      <w:proofErr w:type="spellEnd"/>
-      <w:r>
-        <w:t xml:space="preserve"> </w:t>
-      </w:r>
-      <w:proofErr w:type="spellStart"/>
-      <w:r>
-        <w:t>chứa</w:t>
-      </w:r>
-      <w:proofErr w:type="spellEnd"/>
-      <w:r>
-        <w:t>/</w:t>
-      </w:r>
-      <w:proofErr w:type="spellStart"/>
-      <w:r>
-        <w:t>tải</w:t>
-      </w:r>
-      <w:proofErr w:type="spellEnd"/>
-      <w:r>
-        <w:t xml:space="preserve"> </w:t>
-      </w:r>
-      <w:proofErr w:type="spellStart"/>
-      <w:r>
-        <w:t>trọng</w:t>
-      </w:r>
-      <w:proofErr w:type="spellEnd"/>
-      <w:r>
-        <w:t>: {{</w:t>
-      </w:r>
-      <w:proofErr w:type="spellStart"/>
-      <w:r>
-        <w:t>gopTaiTrongSoCho</w:t>
-      </w:r>
-      <w:proofErr w:type="spellEnd"/>
-      <w:r>
-        <w:t>}}</w:t>
-      </w:r>
-    </w:p>
-    <w:p>
-      <w:pPr>
-        <w:spacing w:after="0" w:line="276" w:lineRule="auto"/>
-      </w:pPr>
-      <w:proofErr w:type="spellStart"/>
-      <w:r>
-        <w:t>Số</w:t>
-      </w:r>
-      <w:proofErr w:type="spellEnd"/>
-      <w:r>
-        <w:t xml:space="preserve"> </w:t>
-      </w:r>
-      <w:proofErr w:type="spellStart"/>
-      <w:r>
-        <w:t>khung</w:t>
-      </w:r>
-      <w:proofErr w:type="spellEnd"/>
-      <w:r>
-        <w:t>: {{</w:t>
-      </w:r>
-      <w:proofErr w:type="spellStart"/>
-      <w:r>
-        <w:t>soKhung</w:t>
-      </w:r>
-      <w:proofErr w:type="spellEnd"/>
-      <w:r>
-        <w:t>}}</w:t>
-      </w:r>
-    </w:p>
-    <w:p>
-      <w:pPr>
-        <w:spacing w:after="0" w:line="276" w:lineRule="auto"/>
-      </w:pPr>
-      <w:proofErr w:type="spellStart"/>
-      <w:r>
-        <w:t>Số</w:t>
-      </w:r>
-      <w:proofErr w:type="spellEnd"/>
-      <w:r>
-        <w:t xml:space="preserve"> </w:t>
-      </w:r>
-      <w:proofErr w:type="spellStart"/>
-      <w:r>
-        <w:t>máy</w:t>
-      </w:r>
-      <w:proofErr w:type="spellEnd"/>
-      <w:r>
-        <w:t>: {{</w:t>
-      </w:r>
-      <w:proofErr w:type="spellStart"/>
-      <w:r>
-        <w:t>soMay</w:t>
-      </w:r>
-      <w:proofErr w:type="spellEnd"/>
-      <w:r>
-        <w:t>}}</w:t>
-      </w:r>
-    </w:p>
-    <w:p>
-      <w:pPr>
-        <w:spacing w:after="0" w:line="276" w:lineRule="auto"/>
-      </w:pPr>
-      <w:proofErr w:type="spellStart"/>
-      <w:r>
-        <w:t>Số</w:t>
-      </w:r>
-      <w:proofErr w:type="spellEnd"/>
-      <w:r>
-        <w:t xml:space="preserve"> </w:t>
-      </w:r>
-      <w:proofErr w:type="spellStart"/>
-      <w:r>
-        <w:t>loại</w:t>
-      </w:r>
-      <w:proofErr w:type="spellEnd"/>
-      <w:r>
-        <w:t>: {{</w:t>
-      </w:r>
-      <w:proofErr w:type="spellStart"/>
-      <w:r>
-        <w:t>soMaLoaiXe</w:t>
-      </w:r>
-      <w:proofErr w:type="spellEnd"/>
-      <w:r>
-        <w:t>}}</w:t>
-      </w:r>
-    </w:p>
-    <w:p>
-      <w:pPr>
-        <w:spacing w:after="0" w:line="276" w:lineRule="auto"/>
-      </w:pPr>
-      <w:proofErr w:type="spellStart"/>
-      <w:r>
-        <w:t>Tên</w:t>
-      </w:r>
-      <w:proofErr w:type="spellEnd"/>
-      <w:r>
-        <w:t xml:space="preserve"> </w:t>
-      </w:r>
-      <w:proofErr w:type="spellStart"/>
-      <w:r>
-        <w:t>thương</w:t>
-      </w:r>
-      <w:proofErr w:type="spellEnd"/>
-      <w:r>
-        <w:t xml:space="preserve"> </w:t>
-      </w:r>
-      <w:proofErr w:type="spellStart"/>
-      <w:r>
-        <w:t>mại</w:t>
-      </w:r>
-      <w:proofErr w:type="spellEnd"/>
-      <w:r>
-        <w:t>: {{</w:t>
-      </w:r>
-      <w:proofErr w:type="spellStart"/>
-      <w:r>
-        <w:t>tenThuongMaiXe</w:t>
-      </w:r>
-      <w:proofErr w:type="spellEnd"/>
-      <w:r>
-        <w:t>}}</w:t>
-      </w:r>
-    </w:p>
-    <w:p>
-      <w:pPr>
-        <w:spacing w:after="0" w:line="276" w:lineRule="auto"/>
-      </w:pPr>
-    </w:p>
-    <w:p>
-      <w:pPr>
-        <w:spacing w:after="0" w:line="276" w:lineRule="auto"/>
-      </w:pPr>
-      <w:proofErr w:type="spellStart"/>
-      <w:r>
-        <w:t>Hiện</w:t>
-      </w:r>
-      <w:proofErr w:type="spellEnd"/>
-      <w:r>
-        <w:t xml:space="preserve"> nay </w:t>
-      </w:r>
-      <w:proofErr w:type="spellStart"/>
-      <w:r>
-        <w:t>Ông</w:t>
-      </w:r>
-      <w:proofErr w:type="spellEnd"/>
-      <w:r>
-        <w:t xml:space="preserve"> (</w:t>
-      </w:r>
-      <w:proofErr w:type="spellStart"/>
-      <w:r>
-        <w:t>Bà</w:t>
-      </w:r>
-      <w:proofErr w:type="spellEnd"/>
-      <w:r>
-        <w:t>): {{</w:t>
-      </w:r>
-      <w:proofErr w:type="spellStart"/>
-      <w:r>
-        <w:t>tenKhachHang</w:t>
-      </w:r>
-      <w:proofErr w:type="spellEnd"/>
-      <w:r>
-        <w:t xml:space="preserve">}} </w:t>
-      </w:r>
-      <w:proofErr w:type="spellStart"/>
-      <w:r>
-        <w:t>đang</w:t>
-      </w:r>
-      <w:proofErr w:type="spellEnd"/>
-      <w:r>
-        <w:t xml:space="preserve"> </w:t>
-      </w:r>
-      <w:proofErr w:type="spellStart"/>
-      <w:r>
-        <w:t>là</w:t>
-      </w:r>
-      <w:proofErr w:type="spellEnd"/>
-      <w:r>
-        <w:t xml:space="preserve"> </w:t>
-      </w:r>
-      <w:proofErr w:type="spellStart"/>
-      <w:r>
-        <w:t>xã</w:t>
-      </w:r>
-      <w:proofErr w:type="spellEnd"/>
-      <w:r>
-        <w:t xml:space="preserve"> </w:t>
-      </w:r>
-      <w:proofErr w:type="spellStart"/>
-      <w:r>
-        <w:t>viên</w:t>
-      </w:r>
-      <w:proofErr w:type="spellEnd"/>
-      <w:r>
-        <w:t xml:space="preserve"> </w:t>
-      </w:r>
-      <w:proofErr w:type="spellStart"/>
-      <w:r>
-        <w:t>của</w:t>
-      </w:r>
-      <w:proofErr w:type="spellEnd"/>
-      <w:r>
-        <w:t xml:space="preserve"> {{</w:t>
-      </w:r>
-      <w:proofErr w:type="spellStart"/>
-      <w:r>
-        <w:t>tenDonViHTX</w:t>
-      </w:r>
-      <w:proofErr w:type="spellEnd"/>
-      <w:r>
-        <w:t>}</w:t>
-      </w:r>
-      <w:r>
-        <w:t>}</w:t>
-      </w:r>
-      <w:r>
-        <w:t xml:space="preserve">, </w:t>
-      </w:r>
-      <w:proofErr w:type="spellStart"/>
-      <w:r>
-        <w:t>phương</w:t>
-      </w:r>
-      <w:proofErr w:type="spellEnd"/>
-      <w:r>
-        <w:t xml:space="preserve"> </w:t>
-      </w:r>
-      <w:proofErr w:type="spellStart"/>
-      <w:r>
-        <w:t>tiện</w:t>
-      </w:r>
-      <w:proofErr w:type="spellEnd"/>
-      <w:r>
-        <w:t xml:space="preserve"> </w:t>
-      </w:r>
-      <w:proofErr w:type="spellStart"/>
-      <w:r>
-        <w:t>này</w:t>
-      </w:r>
-      <w:proofErr w:type="spellEnd"/>
-      <w:r>
-        <w:t xml:space="preserve"> </w:t>
-      </w:r>
-      <w:proofErr w:type="spellStart"/>
-      <w:r>
-        <w:t>hiện</w:t>
-      </w:r>
-      <w:proofErr w:type="spellEnd"/>
-      <w:r>
-        <w:t xml:space="preserve"> </w:t>
-      </w:r>
-      <w:proofErr w:type="spellStart"/>
-      <w:r>
-        <w:t>đang</w:t>
-      </w:r>
-      <w:proofErr w:type="spellEnd"/>
-      <w:r>
-        <w:t xml:space="preserve"> </w:t>
-      </w:r>
-      <w:proofErr w:type="spellStart"/>
-      <w:r>
-        <w:t>hoạt</w:t>
-      </w:r>
-      <w:proofErr w:type="spellEnd"/>
-      <w:r>
-        <w:t xml:space="preserve"> </w:t>
-      </w:r>
-      <w:proofErr w:type="spellStart"/>
-      <w:r>
-        <w:t>động</w:t>
-      </w:r>
-      <w:proofErr w:type="spellEnd"/>
-      <w:r>
-        <w:t xml:space="preserve"> </w:t>
-      </w:r>
-      <w:proofErr w:type="spellStart"/>
-      <w:r>
-        <w:t>kinh</w:t>
-      </w:r>
-      <w:proofErr w:type="spellEnd"/>
-      <w:r>
-        <w:t xml:space="preserve"> doanh </w:t>
-      </w:r>
-      <w:proofErr w:type="spellStart"/>
-      <w:r>
-        <w:t>vận</w:t>
-      </w:r>
-      <w:proofErr w:type="spellEnd"/>
-      <w:r>
-        <w:t xml:space="preserve"> </w:t>
-      </w:r>
-      <w:proofErr w:type="spellStart"/>
-      <w:r>
-        <w:t>tải</w:t>
-      </w:r>
-      <w:proofErr w:type="spellEnd"/>
-      <w:r>
-        <w:t xml:space="preserve"> </w:t>
-      </w:r>
-      <w:proofErr w:type="spellStart"/>
-      <w:r>
-        <w:t>cho</w:t>
-      </w:r>
-      <w:proofErr w:type="spellEnd"/>
-      <w:r>
-        <w:t xml:space="preserve"> </w:t>
-      </w:r>
-      <w:proofErr w:type="spellStart"/>
-      <w:r>
-        <w:t>hợp</w:t>
-      </w:r>
-      <w:proofErr w:type="spellEnd"/>
-      <w:r>
-        <w:t xml:space="preserve"> </w:t>
-      </w:r>
-      <w:proofErr w:type="spellStart"/>
-      <w:r>
-        <w:t>tác</w:t>
-      </w:r>
-      <w:proofErr w:type="spellEnd"/>
-      <w:r>
-        <w:t xml:space="preserve"> </w:t>
-      </w:r>
-      <w:proofErr w:type="spellStart"/>
-      <w:r>
-        <w:t>xã</w:t>
-      </w:r>
-      <w:proofErr w:type="spellEnd"/>
-    </w:p>
-    <w:p>
-      <w:pPr>
-        <w:spacing w:after="0" w:line="276" w:lineRule="auto"/>
-      </w:pPr>
-      <w:proofErr w:type="spellStart"/>
-      <w:r>
-        <w:t>Giấy</w:t>
-      </w:r>
-      <w:proofErr w:type="spellEnd"/>
-      <w:r>
-        <w:t xml:space="preserve"> </w:t>
-      </w:r>
-      <w:proofErr w:type="spellStart"/>
-      <w:r>
-        <w:t>xác</w:t>
-      </w:r>
-      <w:proofErr w:type="spellEnd"/>
-      <w:r>
-        <w:t xml:space="preserve"> </w:t>
-      </w:r>
-      <w:proofErr w:type="spellStart"/>
-      <w:r>
-        <w:t>nhận</w:t>
-      </w:r>
-      <w:proofErr w:type="spellEnd"/>
-      <w:r>
-        <w:t xml:space="preserve"> </w:t>
-      </w:r>
-      <w:proofErr w:type="spellStart"/>
-      <w:r>
-        <w:t>này</w:t>
-      </w:r>
-      <w:proofErr w:type="spellEnd"/>
-      <w:r>
-        <w:t xml:space="preserve"> </w:t>
-      </w:r>
-      <w:proofErr w:type="spellStart"/>
-      <w:r>
-        <w:t>có</w:t>
-      </w:r>
-      <w:proofErr w:type="spellEnd"/>
-      <w:r>
-        <w:t xml:space="preserve"> </w:t>
-      </w:r>
-      <w:proofErr w:type="spellStart"/>
-      <w:r>
-        <w:t>hiệu</w:t>
-      </w:r>
-      <w:proofErr w:type="spellEnd"/>
-      <w:r>
-        <w:t xml:space="preserve"> </w:t>
-      </w:r>
-      <w:proofErr w:type="spellStart"/>
-      <w:r>
-        <w:t>lực</w:t>
-      </w:r>
-      <w:proofErr w:type="spellEnd"/>
-      <w:r>
-        <w:t xml:space="preserve"> </w:t>
-      </w:r>
-      <w:proofErr w:type="spellStart"/>
-      <w:r>
-        <w:t>đến</w:t>
-      </w:r>
-      <w:proofErr w:type="spellEnd"/>
-      <w:r>
-        <w:t xml:space="preserve"> </w:t>
-      </w:r>
-      <w:proofErr w:type="spellStart"/>
-      <w:r>
-        <w:t>ngày</w:t>
-      </w:r>
-      <w:proofErr w:type="spellEnd"/>
-      <w:r>
-        <w:t xml:space="preserve"> </w:t>
-      </w:r>
-      <w:r>
-        <w:t>{{</w:t>
-      </w:r>
-      <w:r>
-        <w:t>ngayHetHanPhuHieu</w:t>
-      </w:r>
-      <w:r>
-        <w:t>}}</w:t>
-      </w:r>
-    </w:p>
-    <w:p>
-      <w:pPr>
-        <w:spacing w:after="0" w:line="276" w:lineRule="auto"/>
-      </w:pPr>
-      <w:proofErr w:type="spellStart"/>
-      <w:r>
-        <w:t>Kính</w:t>
-      </w:r>
-      <w:proofErr w:type="spellEnd"/>
-      <w:r>
-        <w:t xml:space="preserve"> </w:t>
-      </w:r>
-      <w:proofErr w:type="spellStart"/>
-      <w:r>
-        <w:t>mong</w:t>
-      </w:r>
-      <w:proofErr w:type="spellEnd"/>
-      <w:r>
-        <w:t xml:space="preserve"> </w:t>
-      </w:r>
-      <w:proofErr w:type="spellStart"/>
-      <w:r>
-        <w:t>Quý</w:t>
-      </w:r>
-      <w:proofErr w:type="spellEnd"/>
-      <w:r>
-        <w:t xml:space="preserve"> </w:t>
-      </w:r>
-      <w:proofErr w:type="spellStart"/>
-      <w:r>
-        <w:t>cơ</w:t>
-      </w:r>
-      <w:proofErr w:type="spellEnd"/>
-      <w:r>
-        <w:t xml:space="preserve"> </w:t>
-      </w:r>
-      <w:proofErr w:type="spellStart"/>
-      <w:r>
-        <w:t>quan</w:t>
-      </w:r>
-      <w:proofErr w:type="spellEnd"/>
-      <w:r>
-        <w:t xml:space="preserve"> </w:t>
-      </w:r>
-      <w:proofErr w:type="spellStart"/>
-      <w:r>
-        <w:t>chức</w:t>
-      </w:r>
-      <w:proofErr w:type="spellEnd"/>
-      <w:r>
-        <w:t xml:space="preserve"> </w:t>
-      </w:r>
-      <w:proofErr w:type="spellStart"/>
-      <w:r>
-        <w:t>năng</w:t>
-      </w:r>
-      <w:proofErr w:type="spellEnd"/>
-      <w:r>
-        <w:t xml:space="preserve"> </w:t>
-      </w:r>
-      <w:proofErr w:type="spellStart"/>
-      <w:r>
-        <w:t>tạo</w:t>
-      </w:r>
-      <w:proofErr w:type="spellEnd"/>
-      <w:r>
-        <w:t xml:space="preserve"> </w:t>
-      </w:r>
-      <w:proofErr w:type="spellStart"/>
-      <w:r>
-        <w:t>mọi</w:t>
-      </w:r>
-      <w:proofErr w:type="spellEnd"/>
-      <w:r>
-        <w:t xml:space="preserve"> </w:t>
-      </w:r>
-      <w:proofErr w:type="spellStart"/>
-      <w:r>
-        <w:t>điều</w:t>
-      </w:r>
-      <w:proofErr w:type="spellEnd"/>
-      <w:r>
-        <w:t xml:space="preserve"> </w:t>
-      </w:r>
-      <w:proofErr w:type="spellStart"/>
-      <w:r>
-        <w:t>kiện</w:t>
-      </w:r>
-      <w:proofErr w:type="spellEnd"/>
-      <w:r>
-        <w:t xml:space="preserve"> </w:t>
-      </w:r>
-      <w:proofErr w:type="spellStart"/>
-      <w:r>
-        <w:t>thuận</w:t>
-      </w:r>
-      <w:proofErr w:type="spellEnd"/>
-      <w:r>
-        <w:t xml:space="preserve"> </w:t>
-      </w:r>
-      <w:proofErr w:type="spellStart"/>
-      <w:r>
-        <w:t>lợi</w:t>
-      </w:r>
-      <w:proofErr w:type="spellEnd"/>
-      <w:r>
-        <w:t xml:space="preserve"> </w:t>
-      </w:r>
-      <w:proofErr w:type="spellStart"/>
-      <w:r>
-        <w:t>để</w:t>
-      </w:r>
-      <w:proofErr w:type="spellEnd"/>
-      <w:r>
-        <w:t xml:space="preserve"> </w:t>
-      </w:r>
-      <w:proofErr w:type="spellStart"/>
-      <w:r>
-        <w:t>các</w:t>
-      </w:r>
-      <w:proofErr w:type="spellEnd"/>
-      <w:r>
-        <w:t xml:space="preserve"> </w:t>
-      </w:r>
-      <w:proofErr w:type="spellStart"/>
-      <w:r>
-        <w:t>phương</w:t>
-      </w:r>
-      <w:proofErr w:type="spellEnd"/>
-      <w:r>
-        <w:t xml:space="preserve"> </w:t>
-      </w:r>
-      <w:proofErr w:type="spellStart"/>
-      <w:r>
-        <w:t>tiện</w:t>
-      </w:r>
-      <w:proofErr w:type="spellEnd"/>
-      <w:r>
-        <w:t xml:space="preserve"> </w:t>
-      </w:r>
-      <w:proofErr w:type="spellStart"/>
-      <w:r>
-        <w:t>hoạt</w:t>
-      </w:r>
-      <w:proofErr w:type="spellEnd"/>
-      <w:r>
-        <w:t xml:space="preserve"> </w:t>
-      </w:r>
-      <w:proofErr w:type="spellStart"/>
-      <w:r>
-        <w:t>động</w:t>
-      </w:r>
-      <w:proofErr w:type="spellEnd"/>
-      <w:r>
-        <w:t xml:space="preserve"> </w:t>
-      </w:r>
-      <w:proofErr w:type="spellStart"/>
-      <w:r>
-        <w:t>thuận</w:t>
-      </w:r>
-      <w:proofErr w:type="spellEnd"/>
-      <w:r>
-        <w:t xml:space="preserve"> </w:t>
-      </w:r>
-      <w:proofErr w:type="spellStart"/>
-      <w:r>
-        <w:t>lợi</w:t>
-      </w:r>
-      <w:proofErr w:type="spellEnd"/>
-      <w:r>
-        <w:t>.</w:t>
+        <w:t>Kính mong Quý cơ quan chức năng tạo mọi điều kiện thuận lợi để các phương tiện hoạt động thuận lợi.</w:t>
       </w:r>
     </w:p>
     <w:tbl>
@@ -1514,47 +380,16 @@
               <w:jc w:val="center"/>
             </w:pPr>
             <w:r>
-              <w:t>TPHCM, {{</w:t>
+              <w:t>{{</w:t>
             </w:r>
-            <w:proofErr w:type="spellStart"/>
             <w:r>
-              <w:t>ngayKyHopDong_dd</w:t>
+              <w:t>tinhThanh</w:t>
             </w:r>
-            <w:proofErr w:type="spellEnd"/>
-            <w:r>
-              <w:t xml:space="preserve">}} </w:t>
-            </w:r>
-            <w:proofErr w:type="spellStart"/>
-            <w:r>
-              <w:t>tháng</w:t>
-            </w:r>
-            <w:proofErr w:type="spellEnd"/>
-            <w:r>
-              <w:t xml:space="preserve"> {{</w:t>
-            </w:r>
-            <w:proofErr w:type="spellStart"/>
-            <w:r>
-              <w:t>ngayKyHopDong_MM</w:t>
-            </w:r>
-            <w:proofErr w:type="spellEnd"/>
-            <w:r>
-              <w:t xml:space="preserve">}} </w:t>
-            </w:r>
-            <w:proofErr w:type="spellStart"/>
-            <w:r>
-              <w:t>năm</w:t>
-            </w:r>
-            <w:proofErr w:type="spellEnd"/>
-            <w:r>
-              <w:t xml:space="preserve"> {{</w:t>
-            </w:r>
-            <w:proofErr w:type="spellStart"/>
-            <w:r>
-              <w:t>ngayKyHopDong_yyyy</w:t>
-            </w:r>
-            <w:proofErr w:type="spellEnd"/>
             <w:r>
               <w:t>}}</w:t>
+            </w:r>
+            <w:r>
+              <w:t>, {{ngayKyHopDong_dd}} tháng {{ngayKyHopDong_MM}} năm {{ngayKyHopDong_yyyy}}</w:t>
             </w:r>
           </w:p>
           <w:p>
@@ -1603,15 +438,13 @@
               </w:rPr>
               <w:t>{{</w:t>
             </w:r>
-            <w:proofErr w:type="spellStart"/>
             <w:r>
               <w:rPr>
                 <w:b/>
                 <w:bCs/>
               </w:rPr>
-              <w:t>nguoiDaiDienDonViHTX</w:t>
+              <w:t>nguoiDaiDienKyTen</w:t>
             </w:r>
-            <w:proofErr w:type="spellEnd"/>
             <w:r>
               <w:rPr>
                 <w:b/>
@@ -1644,7 +477,7 @@
 </file>
 
 <file path=word/styles.xml><?xml version="1.0" encoding="utf-8"?>
-<w:styles xmlns:mc="http://schemas.openxmlformats.org/markup-compatibility/2006" xmlns:r="http://schemas.openxmlformats.org/officeDocument/2006/relationships" xmlns:w="http://schemas.openxmlformats.org/wordprocessingml/2006/main" xmlns:w14="http://schemas.microsoft.com/office/word/2010/wordml" xmlns:w15="http://schemas.microsoft.com/office/word/2012/wordml" xmlns:w16cex="http://schemas.microsoft.com/office/word/2018/wordml/cex" xmlns:w16cid="http://schemas.microsoft.com/office/word/2016/wordml/cid" xmlns:w16="http://schemas.microsoft.com/office/word/2018/wordml" xmlns:w16sdtdh="http://schemas.microsoft.com/office/word/2020/wordml/sdtdatahash" xmlns:w16se="http://schemas.microsoft.com/office/word/2015/wordml/symex" mc:Ignorable="w14 w15 w16se w16cid w16 w16cex w16sdtdh">
+<w:styles xmlns:mc="http://schemas.openxmlformats.org/markup-compatibility/2006" xmlns:r="http://schemas.openxmlformats.org/officeDocument/2006/relationships" xmlns:w="http://schemas.openxmlformats.org/wordprocessingml/2006/main" xmlns:w14="http://schemas.microsoft.com/office/word/2010/wordml" xmlns:w15="http://schemas.microsoft.com/office/word/2012/wordml" xmlns:w16cex="http://schemas.microsoft.com/office/word/2018/wordml/cex" xmlns:w16cid="http://schemas.microsoft.com/office/word/2016/wordml/cid" xmlns:w16="http://schemas.microsoft.com/office/word/2018/wordml" xmlns:w16du="http://schemas.microsoft.com/office/word/2023/wordml/word16du" xmlns:w16sdtdh="http://schemas.microsoft.com/office/word/2020/wordml/sdtdatahash" xmlns:w16sdtfl="http://schemas.microsoft.com/office/word/2024/wordml/sdtformatlock" xmlns:w16se="http://schemas.microsoft.com/office/word/2015/wordml/symex" mc:Ignorable="w14 w15 w16se w16cid w16 w16cex w16sdtdh w16sdtfl w16du">
   <w:docDefaults>
     <w:rPrDefault>
       <w:rPr>
